--- a/landing/src/content/docs/tools/browser.md.docx
+++ b/landing/src/content/docs/tools/browser.md.docx
@@ -85,6 +85,7 @@
           <w:numId w:val="1"/>
         </w:numPr>
         <w:ind w:left="720" w:hanging="360"/>
+        <w:rPr/>
       </w:pPr>
       <w:r>
         <w:rPr>
@@ -100,6 +101,7 @@
           <w:numId w:val="1"/>
         </w:numPr>
         <w:ind w:left="720" w:hanging="360"/>
+        <w:rPr/>
       </w:pPr>
       <w:r>
         <w:rPr>
@@ -115,6 +117,7 @@
           <w:numId w:val="1"/>
         </w:numPr>
         <w:ind w:left="720" w:hanging="360"/>
+        <w:rPr/>
       </w:pPr>
       <w:r>
         <w:rPr>
@@ -130,6 +133,7 @@
           <w:numId w:val="1"/>
         </w:numPr>
         <w:ind w:left="720" w:hanging="360"/>
+        <w:rPr/>
       </w:pPr>
       <w:r>
         <w:rPr>
@@ -145,6 +149,7 @@
           <w:numId w:val="1"/>
         </w:numPr>
         <w:ind w:left="720" w:hanging="360"/>
+        <w:rPr/>
       </w:pPr>
       <w:r>
         <w:rPr>
@@ -160,6 +165,7 @@
           <w:numId w:val="1"/>
         </w:numPr>
         <w:ind w:left="720" w:hanging="360"/>
+        <w:rPr/>
       </w:pPr>
       <w:r>
         <w:rPr>
@@ -175,6 +181,7 @@
           <w:numId w:val="1"/>
         </w:numPr>
         <w:ind w:left="720" w:hanging="360"/>
+        <w:rPr/>
       </w:pPr>
       <w:r>
         <w:rPr>
@@ -278,7 +285,7 @@
         <w:pStyle w:val="Heading2"/>
         <w:rPr/>
       </w:pPr>
-      <w:bookmarkStart w:colFirst="0" w:colLast="0" w:name="_1ds6lpa5qlog" w:id="0"/>
+      <w:bookmarkStart w:colFirst="0" w:colLast="0" w:name="_sq6mxfimlk36" w:id="0"/>
       <w:bookmarkEnd w:id="0"/>
       <w:r>
         <w:rPr>
@@ -414,6 +421,7 @@
           <w:numId w:val="1"/>
         </w:numPr>
         <w:ind w:left="720" w:hanging="360"/>
+        <w:rPr/>
       </w:pPr>
       <w:r>
         <w:rPr>
@@ -436,6 +444,7 @@
           <w:numId w:val="1"/>
         </w:numPr>
         <w:ind w:left="720" w:hanging="360"/>
+        <w:rPr/>
       </w:pPr>
       <w:r>
         <w:rPr>
@@ -458,6 +467,7 @@
           <w:numId w:val="1"/>
         </w:numPr>
         <w:ind w:left="720" w:hanging="360"/>
+        <w:rPr/>
       </w:pPr>
       <w:r>
         <w:rPr>
@@ -480,6 +490,7 @@
           <w:numId w:val="1"/>
         </w:numPr>
         <w:ind w:left="720" w:hanging="360"/>
+        <w:rPr/>
       </w:pPr>
       <w:r>
         <w:rPr>
@@ -502,6 +513,7 @@
           <w:numId w:val="1"/>
         </w:numPr>
         <w:ind w:left="720" w:hanging="360"/>
+        <w:rPr/>
       </w:pPr>
       <w:r>
         <w:rPr>
@@ -524,6 +536,7 @@
           <w:numId w:val="1"/>
         </w:numPr>
         <w:ind w:left="720" w:hanging="360"/>
+        <w:rPr/>
       </w:pPr>
       <w:r>
         <w:rPr>
@@ -546,6 +559,7 @@
           <w:numId w:val="1"/>
         </w:numPr>
         <w:ind w:left="720" w:hanging="360"/>
+        <w:rPr/>
       </w:pPr>
       <w:r>
         <w:rPr>
@@ -602,7 +616,7 @@
         <w:pStyle w:val="Heading2"/>
         <w:rPr/>
       </w:pPr>
-      <w:bookmarkStart w:colFirst="0" w:colLast="0" w:name="_szdsfco2ipbo" w:id="1"/>
+      <w:bookmarkStart w:colFirst="0" w:colLast="0" w:name="_8jg85i67nea5" w:id="1"/>
       <w:bookmarkEnd w:id="1"/>
       <w:r>
         <w:rPr>
@@ -705,7 +719,7 @@
         <w:pStyle w:val="Heading2"/>
         <w:rPr/>
       </w:pPr>
-      <w:bookmarkStart w:colFirst="0" w:colLast="0" w:name="_unholkrxufft" w:id="2"/>
+      <w:bookmarkStart w:colFirst="0" w:colLast="0" w:name="_49p5m0x7fko9" w:id="2"/>
       <w:bookmarkEnd w:id="2"/>
       <w:r>
         <w:rPr>
@@ -867,7 +881,7 @@
         <w:pStyle w:val="Heading2"/>
         <w:rPr/>
       </w:pPr>
-      <w:bookmarkStart w:colFirst="0" w:colLast="0" w:name="_gw3gkqb0gv3s" w:id="3"/>
+      <w:bookmarkStart w:colFirst="0" w:colLast="0" w:name="_c7b2ktvieds1" w:id="3"/>
       <w:bookmarkEnd w:id="3"/>
       <w:r>
         <w:rPr>
